--- a/published/ai-embodied/04_moving_through_world/03_perception/lecture-content/03_perception-module.docx
+++ b/published/ai-embodied/04_moving_through_world/03_perception/lecture-content/03_perception-module.docx
@@ -19,7 +19,7 @@
     </w:p>
     <w:p>
       <w:r>
-        <w:t>This module explores Perception . In the Embodied curriculum, we approach this topic with a focus on specific applications and theoretical depth appropriate for the audience. Perception is a critical component of the 8-part Active Inference spine, bridging the gap between [Previous Topic] and [Next Topic].</w:t>
+        <w:t>This module explores Perception . In the Embodied curriculum, we approach this topic with a focus on specific applications and theoretical depth appropriate for the audience. Perception is a critical component of the 8-part Active Inference spine, bridging the gap between Agents and Cognition.</w:t>
       </w:r>
     </w:p>
     <w:p>
@@ -66,9 +66,9 @@
       <w:r>
         <w:t>In Embodied, we see Perception manifest in:</w:t>
         <w:br/>
-        <w:t>* Specific Example 1 : [Add domain-specific example here]</w:t>
+        <w:t>* Specific Example 1 : When I ride a bicycle and approach a narrow gap between two parked cars, I do not calculate widths -- I perceive the gap directly as "passable" or "too tight" through a felt sense of my body's width in relation to the opening; this is ecological perception through the Markov blanket, where the generative model transforms visual information into motor-relevant affordances scaled to my body's dimensions, generating the perception of navigability rather than raw spatial measurements.</w:t>
         <w:br/>
-        <w:t>* Specific Example 2 : [Add domain-specific example here]</w:t>
+        <w:t>* Specific Example 2 : A rock climber scanning a cliff face perceives handholds and footholds as a connected path of reachable surfaces, feeling in her shoulders and fingers the effort each hold will require before she touches it; this embodied perception is the generative model predicting the proprioceptive and tactile consequences of grasping each surface, so that visual perception of the rock is inseparable from the body's simulation of the movement it affords -- seeing and feeling are unified at the Markov blanket of the moving body.</w:t>
       </w:r>
     </w:p>
     <w:p>
